--- a/docassemble/MLHObjectionToGarnishment/data/templates/Instructions_-_Objection_to_Garnishment.docx
+++ b/docassemble/MLHObjectionToGarnishment/data/templates/Instructions_-_Objection_to_Garnishment.docx
@@ -445,15 +445,13 @@
         </w:rPr>
         <w:t xml:space="preserve">Sign the objection on the Defendant's signature line. It is under the “Objections to Garnishment” heading and before the “Notice of </w:t>
       </w:r>
-      <w:hyperlink r:id="rId11">
-        <w:r>
-          <w:rPr>
-            <w:rFonts w:ascii="Calibri" w:eastAsia="Calibri" w:hAnsi="Calibri" w:cs="Calibri"/>
-            <w:color w:val="2C2927"/>
-          </w:rPr>
-          <w:t>Hearing</w:t>
-        </w:r>
-      </w:hyperlink>
+      <w:r>
+        <w:rPr>
+          <w:rFonts w:ascii="Calibri" w:eastAsia="Calibri" w:hAnsi="Calibri" w:cs="Calibri"/>
+          <w:color w:val="2C2927"/>
+        </w:rPr>
+        <w:t>Hearing</w:t>
+      </w:r>
       <w:r>
         <w:rPr>
           <w:rFonts w:ascii="Calibri" w:eastAsia="Calibri" w:hAnsi="Calibri" w:cs="Calibri"/>
@@ -549,15 +547,13 @@
         </w:rPr>
         <w:t xml:space="preserve">File your form and the copies with the court clerk’s office in the court where your case and the </w:t>
       </w:r>
-      <w:hyperlink r:id="rId12">
-        <w:r>
-          <w:rPr>
-            <w:rFonts w:ascii="Calibri" w:eastAsia="Calibri" w:hAnsi="Calibri" w:cs="Calibri"/>
-            <w:color w:val="2C2927"/>
-          </w:rPr>
-          <w:t>writ of garnishment</w:t>
-        </w:r>
-      </w:hyperlink>
+      <w:r>
+        <w:rPr>
+          <w:rFonts w:ascii="Calibri" w:eastAsia="Calibri" w:hAnsi="Calibri" w:cs="Calibri"/>
+          <w:color w:val="2C2927"/>
+        </w:rPr>
+        <w:t>writ of garnishment</w:t>
+      </w:r>
       <w:r>
         <w:rPr>
           <w:rFonts w:ascii="Calibri" w:eastAsia="Calibri" w:hAnsi="Calibri" w:cs="Calibri"/>
@@ -701,15 +697,13 @@
         </w:rPr>
         <w:t xml:space="preserve">Look at the header (the top section) of the </w:t>
       </w:r>
-      <w:hyperlink r:id="rId13">
-        <w:r>
-          <w:rPr>
-            <w:rFonts w:ascii="Calibri" w:eastAsia="Calibri" w:hAnsi="Calibri" w:cs="Calibri"/>
-            <w:color w:val="2C2927"/>
-          </w:rPr>
-          <w:t>Writ of Garnishment</w:t>
-        </w:r>
-      </w:hyperlink>
+      <w:r>
+        <w:rPr>
+          <w:rFonts w:ascii="Calibri" w:eastAsia="Calibri" w:hAnsi="Calibri" w:cs="Calibri"/>
+          <w:color w:val="2C2927"/>
+        </w:rPr>
+        <w:t>Writ of Garnishment</w:t>
+      </w:r>
       <w:r>
         <w:rPr>
           <w:rFonts w:ascii="Calibri" w:eastAsia="Calibri" w:hAnsi="Calibri" w:cs="Calibri"/>
@@ -734,15 +728,13 @@
         </w:rPr>
         <w:t xml:space="preserve">If your case is in district court, the clerk will </w:t>
       </w:r>
-      <w:hyperlink r:id="rId14">
-        <w:r>
-          <w:rPr>
-            <w:rFonts w:ascii="Calibri" w:eastAsia="Calibri" w:hAnsi="Calibri" w:cs="Calibri"/>
-            <w:color w:val="2C2927"/>
-          </w:rPr>
-          <w:t>serve</w:t>
-        </w:r>
-      </w:hyperlink>
+      <w:r>
+        <w:rPr>
+          <w:rFonts w:ascii="Calibri" w:eastAsia="Calibri" w:hAnsi="Calibri" w:cs="Calibri"/>
+          <w:color w:val="2C2927"/>
+        </w:rPr>
+        <w:t>serve</w:t>
+      </w:r>
       <w:r>
         <w:rPr>
           <w:rFonts w:ascii="Calibri" w:eastAsia="Calibri" w:hAnsi="Calibri" w:cs="Calibri"/>
@@ -750,15 +742,13 @@
         </w:rPr>
         <w:t xml:space="preserve"> your objection on your </w:t>
       </w:r>
-      <w:hyperlink r:id="rId15">
-        <w:r>
-          <w:rPr>
-            <w:rFonts w:ascii="Calibri" w:eastAsia="Calibri" w:hAnsi="Calibri" w:cs="Calibri"/>
-            <w:color w:val="2C2927"/>
-          </w:rPr>
-          <w:t>creditor</w:t>
-        </w:r>
-      </w:hyperlink>
+      <w:r>
+        <w:rPr>
+          <w:rFonts w:ascii="Calibri" w:eastAsia="Calibri" w:hAnsi="Calibri" w:cs="Calibri"/>
+          <w:color w:val="2C2927"/>
+        </w:rPr>
+        <w:t>creditor</w:t>
+      </w:r>
       <w:r>
         <w:rPr>
           <w:rFonts w:ascii="Calibri" w:eastAsia="Calibri" w:hAnsi="Calibri" w:cs="Calibri"/>
@@ -766,15 +756,13 @@
         </w:rPr>
         <w:t xml:space="preserve"> (the plaintiff) and the </w:t>
       </w:r>
-      <w:hyperlink r:id="rId16">
-        <w:r>
-          <w:rPr>
-            <w:rFonts w:ascii="Calibri" w:eastAsia="Calibri" w:hAnsi="Calibri" w:cs="Calibri"/>
-            <w:color w:val="2C2927"/>
-          </w:rPr>
-          <w:t>garnishee</w:t>
-        </w:r>
-      </w:hyperlink>
+      <w:r>
+        <w:rPr>
+          <w:rFonts w:ascii="Calibri" w:eastAsia="Calibri" w:hAnsi="Calibri" w:cs="Calibri"/>
+          <w:color w:val="2C2927"/>
+        </w:rPr>
+        <w:t>garnishee</w:t>
+      </w:r>
       <w:r>
         <w:rPr>
           <w:rFonts w:ascii="Calibri" w:eastAsia="Calibri" w:hAnsi="Calibri" w:cs="Calibri"/>
@@ -887,7 +875,7 @@
           <w:rFonts w:ascii="Calibri" w:eastAsia="Calibri" w:hAnsi="Calibri" w:cs="Calibri"/>
         </w:rPr>
       </w:pPr>
-      <w:hyperlink r:id="rId17">
+      <w:hyperlink r:id="rId11">
         <w:proofErr w:type="spellStart"/>
         <w:r>
           <w:rPr>
@@ -905,7 +893,7 @@
         </w:rPr>
         <w:t xml:space="preserve"> is only available for some courts. Even in courts where it is available, you can only use it for some case types. The State Court Administrative Office keeps a </w:t>
       </w:r>
-      <w:hyperlink r:id="rId18">
+      <w:hyperlink r:id="rId12">
         <w:r>
           <w:rPr>
             <w:rFonts w:ascii="Calibri" w:eastAsia="Calibri" w:hAnsi="Calibri" w:cs="Calibri"/>
@@ -921,7 +909,7 @@
         </w:rPr>
         <w:t xml:space="preserve">. To learn more, read </w:t>
       </w:r>
-      <w:hyperlink r:id="rId19">
+      <w:hyperlink r:id="rId13">
         <w:r>
           <w:rPr>
             <w:rFonts w:ascii="Calibri" w:eastAsia="Calibri" w:hAnsi="Calibri" w:cs="Calibri"/>
@@ -966,16 +954,8 @@
         <w:rPr>
           <w:rFonts w:ascii="Calibri" w:eastAsia="Calibri" w:hAnsi="Calibri" w:cs="Calibri"/>
         </w:rPr>
-        <w:t xml:space="preserve">All documents must be in PDF </w:t>
-      </w:r>
-      <w:proofErr w:type="gramStart"/>
-      <w:r>
-        <w:rPr>
-          <w:rFonts w:ascii="Calibri" w:eastAsia="Calibri" w:hAnsi="Calibri" w:cs="Calibri"/>
-        </w:rPr>
-        <w:t>format;</w:t>
-      </w:r>
-      <w:proofErr w:type="gramEnd"/>
+        <w:t>All documents must be in PDF format;</w:t>
+      </w:r>
     </w:p>
     <w:p>
       <w:pPr>
@@ -991,16 +971,8 @@
         <w:rPr>
           <w:rFonts w:ascii="Calibri" w:eastAsia="Calibri" w:hAnsi="Calibri" w:cs="Calibri"/>
         </w:rPr>
-        <w:t xml:space="preserve">The e-mail subject line must include the name of the court, case name, case number, and the title of each document being </w:t>
-      </w:r>
-      <w:proofErr w:type="gramStart"/>
-      <w:r>
-        <w:rPr>
-          <w:rFonts w:ascii="Calibri" w:eastAsia="Calibri" w:hAnsi="Calibri" w:cs="Calibri"/>
-        </w:rPr>
-        <w:t>sent;</w:t>
-      </w:r>
-      <w:proofErr w:type="gramEnd"/>
+        <w:t>The e-mail subject line must include the name of the court, case name, case number, and the title of each document being sent;</w:t>
+      </w:r>
     </w:p>
     <w:p>
       <w:pPr>
@@ -1016,16 +988,8 @@
         <w:rPr>
           <w:rFonts w:ascii="Calibri" w:eastAsia="Calibri" w:hAnsi="Calibri" w:cs="Calibri"/>
         </w:rPr>
-        <w:t xml:space="preserve">If you e-mail a document at or before 11:59 p.m., it is considered served on that day. If you send the e-mail on a Saturday, Sunday, or legal holiday, it is considered served on the next business </w:t>
-      </w:r>
-      <w:proofErr w:type="gramStart"/>
-      <w:r>
-        <w:rPr>
-          <w:rFonts w:ascii="Calibri" w:eastAsia="Calibri" w:hAnsi="Calibri" w:cs="Calibri"/>
-        </w:rPr>
-        <w:t>day;</w:t>
-      </w:r>
-      <w:proofErr w:type="gramEnd"/>
+        <w:t>If you e-mail a document at or before 11:59 p.m., it is considered served on that day. If you send the e-mail on a Saturday, Sunday, or legal holiday, it is considered served on the next business day;</w:t>
+      </w:r>
     </w:p>
     <w:p>
       <w:pPr>
@@ -1199,28 +1163,44 @@
           <w:color w:val="222222"/>
         </w:rPr>
       </w:pPr>
-      <w:r>
-        <w:rPr>
-          <w:rFonts w:ascii="Calibri" w:eastAsia="Calibri" w:hAnsi="Calibri" w:cs="Calibri"/>
-          <w:color w:val="222222"/>
-        </w:rPr>
-        <w:t xml:space="preserve">Prepare yourself before the day of the </w:t>
-      </w:r>
-      <w:hyperlink r:id="rId20">
-        <w:r>
-          <w:rPr>
-            <w:rFonts w:ascii="Calibri" w:eastAsia="Calibri" w:hAnsi="Calibri" w:cs="Calibri"/>
-            <w:color w:val="2C2927"/>
-          </w:rPr>
-          <w:t>hearing</w:t>
-        </w:r>
-      </w:hyperlink>
-      <w:r>
-        <w:rPr>
-          <w:rFonts w:ascii="Calibri" w:eastAsia="Calibri" w:hAnsi="Calibri" w:cs="Calibri"/>
-          <w:color w:val="222222"/>
-        </w:rPr>
-        <w:t xml:space="preserve"> — make a list of what you think the judge needs to know. Review the reasons for your objection. Be ready to explain to the judge why you are exempt from garnishment.</w:t>
+      <w:proofErr w:type="gramStart"/>
+      <w:r>
+        <w:rPr>
+          <w:rFonts w:ascii="Calibri" w:eastAsia="Calibri" w:hAnsi="Calibri" w:cs="Calibri"/>
+          <w:color w:val="222222"/>
+        </w:rPr>
+        <w:t>Prepare yourself</w:t>
+      </w:r>
+      <w:proofErr w:type="gramEnd"/>
+      <w:r>
+        <w:rPr>
+          <w:rFonts w:ascii="Calibri" w:eastAsia="Calibri" w:hAnsi="Calibri" w:cs="Calibri"/>
+          <w:color w:val="222222"/>
+        </w:rPr>
+        <w:t xml:space="preserve"> before the day of the </w:t>
+      </w:r>
+      <w:proofErr w:type="gramStart"/>
+      <w:r>
+        <w:rPr>
+          <w:rFonts w:ascii="Calibri" w:eastAsia="Calibri" w:hAnsi="Calibri" w:cs="Calibri"/>
+          <w:color w:val="2C2927"/>
+        </w:rPr>
+        <w:t>hearing</w:t>
+      </w:r>
+      <w:r>
+        <w:rPr>
+          <w:rFonts w:ascii="Calibri" w:eastAsia="Calibri" w:hAnsi="Calibri" w:cs="Calibri"/>
+          <w:color w:val="222222"/>
+        </w:rPr>
+        <w:t xml:space="preserve"> —</w:t>
+      </w:r>
+      <w:proofErr w:type="gramEnd"/>
+      <w:r>
+        <w:rPr>
+          <w:rFonts w:ascii="Calibri" w:eastAsia="Calibri" w:hAnsi="Calibri" w:cs="Calibri"/>
+          <w:color w:val="222222"/>
+        </w:rPr>
+        <w:t xml:space="preserve"> make a list of what you think the judge needs to know. Review the reasons for your objection. Be ready to explain to the judge why you are exempt from garnishment.</w:t>
       </w:r>
     </w:p>
     <w:p>
@@ -1239,15 +1219,13 @@
         </w:rPr>
         <w:t xml:space="preserve">Gather your </w:t>
       </w:r>
-      <w:hyperlink r:id="rId21">
-        <w:r>
-          <w:rPr>
-            <w:rFonts w:ascii="Calibri" w:eastAsia="Calibri" w:hAnsi="Calibri" w:cs="Calibri"/>
-            <w:color w:val="2C2927"/>
-          </w:rPr>
-          <w:t>evidence</w:t>
-        </w:r>
-      </w:hyperlink>
+      <w:r>
+        <w:rPr>
+          <w:rFonts w:ascii="Calibri" w:eastAsia="Calibri" w:hAnsi="Calibri" w:cs="Calibri"/>
+          <w:color w:val="2C2927"/>
+        </w:rPr>
+        <w:t>evidence</w:t>
+      </w:r>
       <w:r>
         <w:rPr>
           <w:rFonts w:ascii="Calibri" w:eastAsia="Calibri" w:hAnsi="Calibri" w:cs="Calibri"/>
@@ -1282,7 +1260,7 @@
         </w:rPr>
         <w:t xml:space="preserve">These are brief instructions about going to court. To learn more, watch the </w:t>
       </w:r>
-      <w:hyperlink r:id="rId22">
+      <w:hyperlink r:id="rId14">
         <w:r>
           <w:rPr>
             <w:rFonts w:ascii="Calibri" w:eastAsia="Calibri" w:hAnsi="Calibri" w:cs="Calibri"/>
@@ -1316,15 +1294,13 @@
         </w:rPr>
         <w:t xml:space="preserve">Attend the </w:t>
       </w:r>
-      <w:hyperlink r:id="rId23">
-        <w:r>
-          <w:rPr>
-            <w:rFonts w:ascii="Calibri" w:eastAsia="Calibri" w:hAnsi="Calibri" w:cs="Calibri"/>
-            <w:color w:val="2C2927"/>
-          </w:rPr>
-          <w:t>hearing</w:t>
-        </w:r>
-      </w:hyperlink>
+      <w:r>
+        <w:rPr>
+          <w:rFonts w:ascii="Calibri" w:eastAsia="Calibri" w:hAnsi="Calibri" w:cs="Calibri"/>
+          <w:color w:val="2C2927"/>
+        </w:rPr>
+        <w:t>hearing</w:t>
+      </w:r>
       <w:r>
         <w:rPr>
           <w:rFonts w:ascii="Calibri" w:eastAsia="Calibri" w:hAnsi="Calibri" w:cs="Calibri"/>
@@ -1366,15 +1342,13 @@
         </w:rPr>
         <w:t xml:space="preserve">Be prepared to spend most of the morning or afternoon in court. Bring your witnesses and your </w:t>
       </w:r>
-      <w:hyperlink r:id="rId24">
-        <w:r>
-          <w:rPr>
-            <w:rFonts w:ascii="Calibri" w:eastAsia="Calibri" w:hAnsi="Calibri" w:cs="Calibri"/>
-            <w:color w:val="2C2927"/>
-          </w:rPr>
-          <w:t>evidence</w:t>
-        </w:r>
-      </w:hyperlink>
+      <w:r>
+        <w:rPr>
+          <w:rFonts w:ascii="Calibri" w:eastAsia="Calibri" w:hAnsi="Calibri" w:cs="Calibri"/>
+          <w:color w:val="2C2927"/>
+        </w:rPr>
+        <w:t>evidence</w:t>
+      </w:r>
       <w:r>
         <w:rPr>
           <w:rFonts w:ascii="Calibri" w:eastAsia="Calibri" w:hAnsi="Calibri" w:cs="Calibri"/>
@@ -1566,15 +1540,13 @@
         </w:rPr>
         <w:t xml:space="preserve">If your </w:t>
       </w:r>
-      <w:hyperlink r:id="rId25">
-        <w:r>
-          <w:rPr>
-            <w:rFonts w:ascii="Calibri" w:eastAsia="Calibri" w:hAnsi="Calibri" w:cs="Calibri"/>
-            <w:color w:val="2C2927"/>
-          </w:rPr>
-          <w:t>creditor</w:t>
-        </w:r>
-      </w:hyperlink>
+      <w:r>
+        <w:rPr>
+          <w:rFonts w:ascii="Calibri" w:eastAsia="Calibri" w:hAnsi="Calibri" w:cs="Calibri"/>
+          <w:color w:val="2C2927"/>
+        </w:rPr>
+        <w:t>creditor</w:t>
+      </w:r>
       <w:r>
         <w:rPr>
           <w:rFonts w:ascii="Calibri" w:eastAsia="Calibri" w:hAnsi="Calibri" w:cs="Calibri"/>
@@ -1611,16 +1583,14 @@
         </w:rPr>
         <w:t xml:space="preserve">After the </w:t>
       </w:r>
-      <w:hyperlink r:id="rId26">
-        <w:r>
-          <w:rPr>
-            <w:rFonts w:ascii="Calibri" w:eastAsia="Calibri" w:hAnsi="Calibri" w:cs="Calibri"/>
-            <w:color w:val="2C2927"/>
-            <w:highlight w:val="white"/>
-          </w:rPr>
-          <w:t>hearing</w:t>
-        </w:r>
-      </w:hyperlink>
+      <w:r>
+        <w:rPr>
+          <w:rFonts w:ascii="Calibri" w:eastAsia="Calibri" w:hAnsi="Calibri" w:cs="Calibri"/>
+          <w:color w:val="2C2927"/>
+          <w:highlight w:val="white"/>
+        </w:rPr>
+        <w:t>hearing</w:t>
+      </w:r>
       <w:r>
         <w:rPr>
           <w:rFonts w:ascii="Calibri" w:eastAsia="Calibri" w:hAnsi="Calibri" w:cs="Calibri"/>
@@ -1652,15 +1622,6 @@
       <w:r>
         <w:t xml:space="preserve"> the order</w:t>
       </w:r>
-      <w:r>
-        <w:fldChar w:fldCharType="begin"/>
-      </w:r>
-      <w:r>
-        <w:instrText xml:space="preserve"> HYPERLINK "https://michiganlegalhelp.org/self-help-tools/money-and-debt/im-being-garnished-debt-not-child-support#" </w:instrText>
-      </w:r>
-      <w:r>
-        <w:fldChar w:fldCharType="separate"/>
-      </w:r>
     </w:p>
     <w:p>
       <w:pPr>
@@ -1673,24 +1634,19 @@
         </w:rPr>
       </w:pPr>
       <w:r>
-        <w:fldChar w:fldCharType="end"/>
-      </w:r>
-      <w:r>
         <w:rPr>
           <w:rFonts w:ascii="Calibri" w:eastAsia="Calibri" w:hAnsi="Calibri" w:cs="Calibri"/>
           <w:color w:val="222222"/>
         </w:rPr>
         <w:t xml:space="preserve">Send a copy of the order to the </w:t>
       </w:r>
-      <w:hyperlink r:id="rId27">
-        <w:r>
-          <w:rPr>
-            <w:rFonts w:ascii="Calibri" w:eastAsia="Calibri" w:hAnsi="Calibri" w:cs="Calibri"/>
-            <w:color w:val="2C2927"/>
-          </w:rPr>
-          <w:t>garnishee</w:t>
-        </w:r>
-      </w:hyperlink>
+      <w:r>
+        <w:rPr>
+          <w:rFonts w:ascii="Calibri" w:eastAsia="Calibri" w:hAnsi="Calibri" w:cs="Calibri"/>
+          <w:color w:val="2C2927"/>
+        </w:rPr>
+        <w:t>garnishee</w:t>
+      </w:r>
       <w:r>
         <w:rPr>
           <w:rFonts w:ascii="Calibri" w:eastAsia="Calibri" w:hAnsi="Calibri" w:cs="Calibri"/>

--- a/docassemble/MLHObjectionToGarnishment/data/templates/Instructions_-_Objection_to_Garnishment.docx
+++ b/docassemble/MLHObjectionToGarnishment/data/templates/Instructions_-_Objection_to_Garnishment.docx
@@ -2431,27 +2431,29 @@
   </w:style>
   <w:style w:type="paragraph" w:styleId="Heading1">
     <w:name w:val="heading 1"/>
-    <w:basedOn w:val="Normal"/>
+    <w:basedOn w:val="Heading2"/>
     <w:next w:val="Normal"/>
+    <w:link w:val="Heading1Char"/>
     <w:uiPriority w:val="9"/>
     <w:qFormat/>
+    <w:rsid w:val="0032758E"/>
     <w:pPr>
-      <w:keepNext/>
-      <w:keepLines/>
       <w:shd w:val="clear" w:color="auto" w:fill="FFFFFF"/>
-      <w:spacing w:before="240" w:after="160"/>
+      <w:spacing w:before="120" w:after="0" w:line="259" w:lineRule="auto"/>
       <w:outlineLvl w:val="0"/>
     </w:pPr>
     <w:rPr>
-      <w:rFonts w:ascii="Calibri" w:eastAsia="Calibri" w:hAnsi="Calibri" w:cs="Calibri"/>
-      <w:b/>
+      <w:rFonts w:ascii="Aptos" w:hAnsi="Aptos"/>
+      <w:b w:val="0"/>
       <w:color w:val="222222"/>
+      <w:sz w:val="30"/>
     </w:rPr>
   </w:style>
   <w:style w:type="paragraph" w:styleId="Heading2">
     <w:name w:val="heading 2"/>
     <w:basedOn w:val="Normal"/>
     <w:next w:val="Normal"/>
+    <w:link w:val="Heading2Char"/>
     <w:uiPriority w:val="9"/>
     <w:unhideWhenUsed/>
     <w:qFormat/>
@@ -2603,6 +2605,34 @@
       <w:color w:val="666666"/>
       <w:sz w:val="30"/>
       <w:szCs w:val="30"/>
+    </w:rPr>
+  </w:style>
+  <w:style w:type="character" w:customStyle="1" w:styleId="Heading2Char">
+    <w:name w:val="Heading 2 Char"/>
+    <w:basedOn w:val="DefaultParagraphFont"/>
+    <w:link w:val="Heading2"/>
+    <w:uiPriority w:val="9"/>
+    <w:rsid w:val="0032758E"/>
+    <w:rPr>
+      <w:rFonts w:ascii="Calibri" w:eastAsia="Calibri" w:hAnsi="Calibri" w:cs="Calibri"/>
+      <w:b/>
+      <w:sz w:val="32"/>
+      <w:szCs w:val="32"/>
+    </w:rPr>
+  </w:style>
+  <w:style w:type="character" w:customStyle="1" w:styleId="Heading1Char">
+    <w:name w:val="Heading 1 Char"/>
+    <w:basedOn w:val="Heading2Char"/>
+    <w:link w:val="Heading1"/>
+    <w:uiPriority w:val="9"/>
+    <w:rsid w:val="0032758E"/>
+    <w:rPr>
+      <w:rFonts w:ascii="Aptos" w:eastAsia="Calibri" w:hAnsi="Aptos" w:cs="Calibri"/>
+      <w:b w:val="0"/>
+      <w:color w:val="222222"/>
+      <w:sz w:val="30"/>
+      <w:szCs w:val="32"/>
+      <w:shd w:val="clear" w:color="auto" w:fill="FFFFFF"/>
     </w:rPr>
   </w:style>
 </w:styles>
